--- a/VideoCategorizer.docx
+++ b/VideoCategorizer.docx
@@ -943,7 +943,7 @@
           </mc:Choice>
           <mc:Fallback>
             <w:pict>
-              <v:rect w14:anchorId="2B4E528C" id="Rechteck 2" o:spid="_x0000_s1026" style="position:absolute;margin-left:3.35pt;margin-top:258.1pt;width:488.45pt;height:52.3pt;z-index:251670528;visibility:visible;mso-wrap-style:square;mso-width-percent:0;mso-height-percent:0;mso-wrap-distance-left:9pt;mso-wrap-distance-top:0;mso-wrap-distance-right:9pt;mso-wrap-distance-bottom:0;mso-position-horizontal:absolute;mso-position-horizontal-relative:text;mso-position-vertical:absolute;mso-position-vertical-relative:text;mso-width-percent:0;mso-height-percent:0;mso-width-relative:margin;mso-height-relative:margin;v-text-anchor:middle" o:gfxdata="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" filled="f" strokecolor="#e00" strokeweight="2.25pt"/>
+              <v:rect w14:anchorId="4A4C2984" id="Rechteck 2" o:spid="_x0000_s1026" style="position:absolute;margin-left:3.35pt;margin-top:258.1pt;width:488.45pt;height:52.3pt;z-index:251670528;visibility:visible;mso-wrap-style:square;mso-width-percent:0;mso-height-percent:0;mso-wrap-distance-left:9pt;mso-wrap-distance-top:0;mso-wrap-distance-right:9pt;mso-wrap-distance-bottom:0;mso-position-horizontal:absolute;mso-position-horizontal-relative:text;mso-position-vertical:absolute;mso-position-vertical-relative:text;mso-width-percent:0;mso-height-percent:0;mso-width-relative:margin;mso-height-relative:margin;v-text-anchor:middle" o:gfxdata="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" filled="f" strokecolor="#e00" strokeweight="2.25pt"/>
             </w:pict>
           </mc:Fallback>
         </mc:AlternateContent>
@@ -1017,7 +1017,7 @@
           </mc:Choice>
           <mc:Fallback>
             <w:pict>
-              <v:rect w14:anchorId="40C1FED9" id="Rechteck 2" o:spid="_x0000_s1026" style="position:absolute;margin-left:246.65pt;margin-top:7.35pt;width:245.15pt;height:13.3pt;z-index:251668480;visibility:visible;mso-wrap-style:square;mso-wrap-distance-left:9pt;mso-wrap-distance-top:0;mso-wrap-distance-right:9pt;mso-wrap-distance-bottom:0;mso-position-horizontal:absolute;mso-position-horizontal-relative:text;mso-position-vertical:absolute;mso-position-vertical-relative:text;v-text-anchor:middle" o:gfxdata="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" filled="f" strokecolor="#e00" strokeweight="2.25pt"/>
+              <v:rect w14:anchorId="42B6A8BF" id="Rechteck 2" o:spid="_x0000_s1026" style="position:absolute;margin-left:246.65pt;margin-top:7.35pt;width:245.15pt;height:13.3pt;z-index:251668480;visibility:visible;mso-wrap-style:square;mso-wrap-distance-left:9pt;mso-wrap-distance-top:0;mso-wrap-distance-right:9pt;mso-wrap-distance-bottom:0;mso-position-horizontal:absolute;mso-position-horizontal-relative:text;mso-position-vertical:absolute;mso-position-vertical-relative:text;v-text-anchor:middle" o:gfxdata="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" filled="f" strokecolor="#e00" strokeweight="2.25pt"/>
             </w:pict>
           </mc:Fallback>
         </mc:AlternateContent>
